--- a/_InsertName_ Gads POE Part 2.docx
+++ b/_InsertName_ Gads POE Part 2.docx
@@ -14,6 +14,12 @@
         </w:rPr>
         <w:t>High Concept Document:</w:t>
       </w:r>
+      <w:r>
+        <w:rPr>
+          <w:lang w:val="en-ZA"/>
+        </w:rPr>
+        <w:t xml:space="preserve"> </w:t>
+      </w:r>
     </w:p>
     <w:p>
       <w:pPr>
@@ -27,6 +33,12 @@
         </w:rPr>
         <w:t>Title:</w:t>
       </w:r>
+      <w:r>
+        <w:rPr>
+          <w:lang w:val="en-ZA"/>
+        </w:rPr>
+        <w:t xml:space="preserve"> I don’t know</w:t>
+      </w:r>
     </w:p>
     <w:p>
       <w:pPr>
@@ -40,6 +52,12 @@
         </w:rPr>
         <w:t>Theme:</w:t>
       </w:r>
+      <w:r>
+        <w:rPr>
+          <w:lang w:val="en-ZA"/>
+        </w:rPr>
+        <w:t xml:space="preserve"> </w:t>
+      </w:r>
     </w:p>
     <w:p>
       <w:pPr>
@@ -53,99 +71,18 @@
         </w:rPr>
         <w:t>Genre:</w:t>
       </w:r>
-    </w:p>
-    <w:p>
-      <w:pPr>
-        <w:rPr>
-          <w:lang w:val="en-ZA"/>
-        </w:rPr>
-      </w:pPr>
-    </w:p>
-    <w:p>
-      <w:pPr>
-        <w:rPr>
-          <w:lang w:val="en-ZA"/>
-        </w:rPr>
-      </w:pPr>
-    </w:p>
-    <w:p>
-      <w:pPr>
-        <w:rPr>
-          <w:lang w:val="en-ZA"/>
-        </w:rPr>
-      </w:pPr>
-    </w:p>
-    <w:p>
-      <w:pPr>
-        <w:rPr>
-          <w:lang w:val="en-ZA"/>
-        </w:rPr>
-      </w:pPr>
-      <w:r>
-        <w:rPr>
-          <w:lang w:val="en-ZA"/>
-        </w:rPr>
-        <w:t>2d pixel art deck builder</w:t>
-      </w:r>
-    </w:p>
-    <w:p>
-      <w:pPr>
-        <w:rPr>
-          <w:lang w:val="en-ZA"/>
-        </w:rPr>
-      </w:pPr>
-      <w:r>
-        <w:rPr>
-          <w:lang w:val="en-ZA"/>
-        </w:rPr>
-        <w:t>Cards are monsters/battle modifiers</w:t>
-      </w:r>
-    </w:p>
-    <w:p>
-      <w:pPr>
-        <w:rPr>
-          <w:lang w:val="en-ZA"/>
-        </w:rPr>
-      </w:pPr>
-      <w:r>
-        <w:rPr>
-          <w:lang w:val="en-ZA"/>
-        </w:rPr>
-        <w:t>Each player can play a card from their deck based on criteria</w:t>
-      </w:r>
-    </w:p>
-    <w:p>
-      <w:pPr>
-        <w:rPr>
-          <w:lang w:val="en-ZA"/>
-        </w:rPr>
-      </w:pPr>
-      <w:r>
-        <w:rPr>
-          <w:lang w:val="en-ZA"/>
-        </w:rPr>
-        <w:t xml:space="preserve">Turn based, monsters fight like </w:t>
+      <w:r>
+        <w:rPr>
+          <w:lang w:val="en-ZA"/>
+        </w:rPr>
+        <w:t xml:space="preserve"> Card/monster collector, turn based </w:t>
       </w:r>
       <w:proofErr w:type="spellStart"/>
       <w:r>
         <w:rPr>
           <w:lang w:val="en-ZA"/>
         </w:rPr>
-        <w:t>pokemon</w:t>
-      </w:r>
-      <w:proofErr w:type="spellEnd"/>
-      <w:r>
-        <w:rPr>
-          <w:lang w:val="en-ZA"/>
-        </w:rPr>
-        <w:t xml:space="preserve">, battle modifiers are </w:t>
-      </w:r>
-      <w:proofErr w:type="spellStart"/>
-      <w:r>
-        <w:rPr>
-          <w:lang w:val="en-ZA"/>
-        </w:rPr>
-        <w:t>self explanatory</w:t>
+        <w:t>rpg</w:t>
       </w:r>
       <w:proofErr w:type="spellEnd"/>
     </w:p>
@@ -159,7 +96,122 @@
         <w:rPr>
           <w:lang w:val="en-ZA"/>
         </w:rPr>
-        <w:t>Defeating a wild monster prompts a dialogue phase wagering the play has to answer questions and based on responses the mobster joins or flees</w:t>
+        <w:t>Art Style: 2D pixel art deck builder</w:t>
+      </w:r>
+    </w:p>
+    <w:p>
+      <w:pPr>
+        <w:rPr>
+          <w:lang w:val="en-ZA"/>
+        </w:rPr>
+      </w:pPr>
+    </w:p>
+    <w:p>
+      <w:pPr>
+        <w:rPr>
+          <w:lang w:val="en-ZA"/>
+        </w:rPr>
+      </w:pPr>
+    </w:p>
+    <w:p>
+      <w:pPr>
+        <w:rPr>
+          <w:lang w:val="en-ZA"/>
+        </w:rPr>
+      </w:pPr>
+      <w:r>
+        <w:rPr>
+          <w:lang w:val="en-ZA"/>
+        </w:rPr>
+        <w:t>2d pixel art deck builder</w:t>
+      </w:r>
+    </w:p>
+    <w:p>
+      <w:pPr>
+        <w:rPr>
+          <w:lang w:val="en-ZA"/>
+        </w:rPr>
+      </w:pPr>
+      <w:r>
+        <w:rPr>
+          <w:lang w:val="en-ZA"/>
+        </w:rPr>
+        <w:t>Cards are monsters/battle modifiers</w:t>
+      </w:r>
+    </w:p>
+    <w:p>
+      <w:pPr>
+        <w:rPr>
+          <w:lang w:val="en-ZA"/>
+        </w:rPr>
+      </w:pPr>
+      <w:r>
+        <w:rPr>
+          <w:lang w:val="en-ZA"/>
+        </w:rPr>
+        <w:t>Each player can play a card from their deck based on criteria</w:t>
+      </w:r>
+    </w:p>
+    <w:p>
+      <w:pPr>
+        <w:rPr>
+          <w:lang w:val="en-ZA"/>
+        </w:rPr>
+      </w:pPr>
+      <w:r>
+        <w:rPr>
+          <w:lang w:val="en-ZA"/>
+        </w:rPr>
+        <w:t xml:space="preserve">Turn based, monsters fight like </w:t>
+      </w:r>
+      <w:proofErr w:type="spellStart"/>
+      <w:r>
+        <w:rPr>
+          <w:lang w:val="en-ZA"/>
+        </w:rPr>
+        <w:t>pokemon</w:t>
+      </w:r>
+      <w:proofErr w:type="spellEnd"/>
+      <w:r>
+        <w:rPr>
+          <w:lang w:val="en-ZA"/>
+        </w:rPr>
+        <w:t xml:space="preserve">, battle modifiers are </w:t>
+      </w:r>
+      <w:proofErr w:type="spellStart"/>
+      <w:r>
+        <w:rPr>
+          <w:lang w:val="en-ZA"/>
+        </w:rPr>
+        <w:t>self explanatory</w:t>
+      </w:r>
+      <w:proofErr w:type="spellEnd"/>
+    </w:p>
+    <w:p>
+      <w:pPr>
+        <w:rPr>
+          <w:lang w:val="en-ZA"/>
+        </w:rPr>
+      </w:pPr>
+      <w:r>
+        <w:rPr>
+          <w:lang w:val="en-ZA"/>
+        </w:rPr>
+        <w:t xml:space="preserve">Defeating a wild monster prompts a dialogue phase wagering the play </w:t>
+      </w:r>
+      <w:proofErr w:type="gramStart"/>
+      <w:r>
+        <w:rPr>
+          <w:lang w:val="en-ZA"/>
+        </w:rPr>
+        <w:t>has to</w:t>
+      </w:r>
+      <w:proofErr w:type="gramEnd"/>
+      <w:r>
+        <w:rPr>
+          <w:lang w:val="en-ZA"/>
+        </w:rPr>
+        <w:t xml:space="preserve"> answer questions and based on responses the mobster joins or flees</w:t>
       </w:r>
     </w:p>
     <w:p>
